--- a/.work/02.08 Codis parades i noms.docx
+++ b/.work/02.08 Codis parades i noms.docx
@@ -718,15 +718,20 @@
     </w:p>
     <w:p>
       <w:pPr>
-        <w:rPr>
-          <w:rFonts w:ascii="Arial" w:hAnsi="Arial" w:cs="Arial"/>
-        </w:rPr>
-      </w:pPr>
-      <w:r>
-        <w:rPr>
-          <w:rFonts w:ascii="Arial" w:hAnsi="Arial" w:cs="Arial"/>
-        </w:rPr>
-        <w:t xml:space="preserve">1.1.1 – </w:t>
+        <w:pStyle w:val="Prrafodelista"/>
+        <w:numPr>
+          <w:ilvl w:val="2"/>
+          <w:numId w:val="1"/>
+        </w:numPr>
+        <w:rPr>
+          <w:rFonts w:ascii="Arial" w:hAnsi="Arial" w:cs="Arial"/>
+        </w:rPr>
+      </w:pPr>
+      <w:r>
+        <w:rPr>
+          <w:rFonts w:ascii="Arial" w:hAnsi="Arial" w:cs="Arial"/>
+        </w:rPr>
+        <w:t xml:space="preserve">– </w:t>
       </w:r>
       <w:proofErr w:type="spellStart"/>
       <w:r>
@@ -739,6 +744,24 @@
     </w:p>
     <w:p>
       <w:pPr>
+        <w:pStyle w:val="Prrafodelista"/>
+        <w:numPr>
+          <w:ilvl w:val="2"/>
+          <w:numId w:val="1"/>
+        </w:numPr>
+        <w:rPr>
+          <w:rFonts w:ascii="Arial" w:hAnsi="Arial" w:cs="Arial"/>
+        </w:rPr>
+      </w:pPr>
+      <w:r>
+        <w:rPr>
+          <w:rFonts w:ascii="Arial" w:hAnsi="Arial" w:cs="Arial"/>
+        </w:rPr>
+        <w:t>30 parades</w:t>
+      </w:r>
+    </w:p>
+    <w:p>
+      <w:pPr>
         <w:rPr>
           <w:rFonts w:ascii="Arial" w:hAnsi="Arial" w:cs="Arial"/>
         </w:rPr>
@@ -775,18 +798,6 @@
           <w:rFonts w:ascii="Arial" w:hAnsi="Arial" w:cs="Arial"/>
         </w:rPr>
         <w:t xml:space="preserve">(0-direction_id) </w:t>
-      </w:r>
-      <w:r>
-        <w:rPr>
-          <w:rFonts w:ascii="Arial" w:hAnsi="Arial" w:cs="Arial"/>
-        </w:rPr>
-        <w:sym w:font="Wingdings" w:char="2021"/>
-      </w:r>
-      <w:r>
-        <w:rPr>
-          <w:rFonts w:ascii="Arial" w:hAnsi="Arial" w:cs="Arial"/>
-        </w:rPr>
-        <w:t xml:space="preserve"> 30 parades</w:t>
       </w:r>
     </w:p>
     <w:p>
@@ -1284,6 +1295,19 @@
         <w:rPr>
           <w:rFonts w:ascii="Arial" w:hAnsi="Arial" w:cs="Arial"/>
         </w:rPr>
+        <w:t>18 parades</w:t>
+      </w:r>
+    </w:p>
+    <w:p>
+      <w:pPr>
+        <w:rPr>
+          <w:rFonts w:ascii="Arial" w:hAnsi="Arial" w:cs="Arial"/>
+        </w:rPr>
+      </w:pPr>
+      <w:r>
+        <w:rPr>
+          <w:rFonts w:ascii="Arial" w:hAnsi="Arial" w:cs="Arial"/>
+        </w:rPr>
         <w:lastRenderedPageBreak/>
         <w:t xml:space="preserve">1.210 – Paral·lel </w:t>
       </w:r>
@@ -1329,18 +1353,6 @@
         </w:rPr>
         <w:t xml:space="preserve">) </w:t>
       </w:r>
-      <w:r>
-        <w:rPr>
-          <w:rFonts w:ascii="Arial" w:hAnsi="Arial" w:cs="Arial"/>
-        </w:rPr>
-        <w:sym w:font="Wingdings" w:char="2021"/>
-      </w:r>
-      <w:r>
-        <w:rPr>
-          <w:rFonts w:ascii="Arial" w:hAnsi="Arial" w:cs="Arial"/>
-        </w:rPr>
-        <w:t xml:space="preserve"> 18 parades</w:t>
-      </w:r>
     </w:p>
     <w:p>
       <w:pPr>
@@ -1656,6 +1668,25 @@
         <w:rPr>
           <w:rFonts w:ascii="Arial" w:hAnsi="Arial" w:cs="Arial"/>
         </w:rPr>
+        <w:t>26 parades</w:t>
+      </w:r>
+      <w:r>
+        <w:rPr>
+          <w:rFonts w:ascii="Arial" w:hAnsi="Arial" w:cs="Arial"/>
+        </w:rPr>
+        <w:t xml:space="preserve"> </w:t>
+      </w:r>
+    </w:p>
+    <w:p>
+      <w:pPr>
+        <w:rPr>
+          <w:rFonts w:ascii="Arial" w:hAnsi="Arial" w:cs="Arial"/>
+        </w:rPr>
+      </w:pPr>
+      <w:r>
+        <w:rPr>
+          <w:rFonts w:ascii="Arial" w:hAnsi="Arial" w:cs="Arial"/>
+        </w:rPr>
         <w:t>1.314 – Zona Universitària</w:t>
       </w:r>
       <w:r>
@@ -1705,18 +1736,6 @@
           <w:rFonts w:ascii="Arial" w:hAnsi="Arial" w:cs="Arial"/>
         </w:rPr>
         <w:t xml:space="preserve"> </w:t>
-      </w:r>
-      <w:r>
-        <w:rPr>
-          <w:rFonts w:ascii="Arial" w:hAnsi="Arial" w:cs="Arial"/>
-        </w:rPr>
-        <w:sym w:font="Wingdings" w:char="2021"/>
-      </w:r>
-      <w:r>
-        <w:rPr>
-          <w:rFonts w:ascii="Arial" w:hAnsi="Arial" w:cs="Arial"/>
-        </w:rPr>
-        <w:t xml:space="preserve"> 26 parades</w:t>
       </w:r>
     </w:p>
     <w:p>
@@ -2161,6 +2180,25 @@
         <w:rPr>
           <w:rFonts w:ascii="Arial" w:hAnsi="Arial" w:cs="Arial"/>
         </w:rPr>
+        <w:t>22 parades</w:t>
+      </w:r>
+      <w:r>
+        <w:rPr>
+          <w:rFonts w:ascii="Arial" w:hAnsi="Arial" w:cs="Arial"/>
+        </w:rPr>
+        <w:t xml:space="preserve"> </w:t>
+      </w:r>
+    </w:p>
+    <w:p>
+      <w:pPr>
+        <w:rPr>
+          <w:rFonts w:ascii="Arial" w:hAnsi="Arial" w:cs="Arial"/>
+        </w:rPr>
+      </w:pPr>
+      <w:r>
+        <w:rPr>
+          <w:rFonts w:ascii="Arial" w:hAnsi="Arial" w:cs="Arial"/>
+        </w:rPr>
         <w:t>1.413 – La Pau</w:t>
       </w:r>
       <w:r>
@@ -2210,18 +2248,6 @@
           <w:rFonts w:ascii="Arial" w:hAnsi="Arial" w:cs="Arial"/>
         </w:rPr>
         <w:t xml:space="preserve"> </w:t>
-      </w:r>
-      <w:r>
-        <w:rPr>
-          <w:rFonts w:ascii="Arial" w:hAnsi="Arial" w:cs="Arial"/>
-        </w:rPr>
-        <w:sym w:font="Wingdings" w:char="2021"/>
-      </w:r>
-      <w:r>
-        <w:rPr>
-          <w:rFonts w:ascii="Arial" w:hAnsi="Arial" w:cs="Arial"/>
-        </w:rPr>
-        <w:t xml:space="preserve"> 22 parades</w:t>
       </w:r>
     </w:p>
     <w:p>
@@ -2613,6 +2639,19 @@
         <w:rPr>
           <w:rFonts w:ascii="Arial" w:hAnsi="Arial" w:cs="Arial"/>
         </w:rPr>
+        <w:t>27 parades</w:t>
+      </w:r>
+    </w:p>
+    <w:p>
+      <w:pPr>
+        <w:rPr>
+          <w:rFonts w:ascii="Arial" w:hAnsi="Arial" w:cs="Arial"/>
+        </w:rPr>
+      </w:pPr>
+      <w:r>
+        <w:rPr>
+          <w:rFonts w:ascii="Arial" w:hAnsi="Arial" w:cs="Arial"/>
+        </w:rPr>
         <w:t>1.509 Cornellà Centre</w:t>
       </w:r>
       <w:r>
@@ -2668,30 +2707,6 @@
           <w:rFonts w:ascii="Arial" w:hAnsi="Arial" w:cs="Arial"/>
         </w:rPr>
         <w:t xml:space="preserve"> </w:t>
-      </w:r>
-      <w:r>
-        <w:rPr>
-          <w:rFonts w:ascii="Arial" w:hAnsi="Arial" w:cs="Arial"/>
-        </w:rPr>
-        <w:sym w:font="Wingdings" w:char="2021"/>
-      </w:r>
-      <w:r>
-        <w:rPr>
-          <w:rFonts w:ascii="Arial" w:hAnsi="Arial" w:cs="Arial"/>
-        </w:rPr>
-        <w:t xml:space="preserve"> 2</w:t>
-      </w:r>
-      <w:r>
-        <w:rPr>
-          <w:rFonts w:ascii="Arial" w:hAnsi="Arial" w:cs="Arial"/>
-        </w:rPr>
-        <w:t>7</w:t>
-      </w:r>
-      <w:r>
-        <w:rPr>
-          <w:rFonts w:ascii="Arial" w:hAnsi="Arial" w:cs="Arial"/>
-        </w:rPr>
-        <w:t xml:space="preserve"> parades</w:t>
       </w:r>
     </w:p>
     <w:p>
@@ -3228,6 +3243,19 @@
         <w:rPr>
           <w:rFonts w:ascii="Arial" w:hAnsi="Arial" w:cs="Arial"/>
         </w:rPr>
+        <w:t>Sud 15 parades</w:t>
+      </w:r>
+    </w:p>
+    <w:p>
+      <w:pPr>
+        <w:rPr>
+          <w:rFonts w:ascii="Arial" w:hAnsi="Arial" w:cs="Arial"/>
+        </w:rPr>
+      </w:pPr>
+      <w:r>
+        <w:rPr>
+          <w:rFonts w:ascii="Arial" w:hAnsi="Arial" w:cs="Arial"/>
+        </w:rPr>
         <w:t>1.901 – Aeroport T1</w:t>
       </w:r>
       <w:r>
@@ -3272,150 +3300,127 @@
         </w:rPr>
         <w:t>)</w:t>
       </w:r>
+    </w:p>
+    <w:p>
+      <w:pPr>
+        <w:rPr>
+          <w:rFonts w:ascii="Arial" w:hAnsi="Arial" w:cs="Arial"/>
+        </w:rPr>
+      </w:pPr>
+    </w:p>
+    <w:p>
+      <w:pPr>
+        <w:rPr>
+          <w:rFonts w:ascii="Arial" w:hAnsi="Arial" w:cs="Arial"/>
+        </w:rPr>
+      </w:pPr>
+      <w:r>
+        <w:rPr>
+          <w:rFonts w:ascii="Arial" w:hAnsi="Arial" w:cs="Arial"/>
+        </w:rPr>
+        <w:t xml:space="preserve">1.94.1 – </w:t>
+      </w:r>
+      <w:proofErr w:type="spellStart"/>
+      <w:r>
+        <w:rPr>
+          <w:rFonts w:ascii="Arial" w:hAnsi="Arial" w:cs="Arial"/>
+        </w:rPr>
+        <w:t>route_id</w:t>
+      </w:r>
+      <w:proofErr w:type="spellEnd"/>
+    </w:p>
+    <w:p>
+      <w:pPr>
+        <w:rPr>
+          <w:rFonts w:ascii="Arial" w:hAnsi="Arial" w:cs="Arial"/>
+        </w:rPr>
+      </w:pPr>
+      <w:r>
+        <w:rPr>
+          <w:rFonts w:ascii="Arial" w:hAnsi="Arial" w:cs="Arial"/>
+        </w:rPr>
+        <w:t xml:space="preserve">Nord </w:t>
+      </w:r>
+      <w:r>
+        <w:rPr>
+          <w:rFonts w:ascii="Arial" w:hAnsi="Arial" w:cs="Arial"/>
+        </w:rPr>
+        <w:t>9</w:t>
+      </w:r>
+      <w:r>
+        <w:rPr>
+          <w:rFonts w:ascii="Arial" w:hAnsi="Arial" w:cs="Arial"/>
+        </w:rPr>
+        <w:t xml:space="preserve"> parades</w:t>
+      </w:r>
+    </w:p>
+    <w:p>
+      <w:pPr>
+        <w:rPr>
+          <w:rFonts w:ascii="Arial" w:hAnsi="Arial" w:cs="Arial"/>
+        </w:rPr>
+      </w:pPr>
+      <w:r>
+        <w:rPr>
+          <w:rFonts w:ascii="Arial" w:hAnsi="Arial" w:cs="Arial"/>
+        </w:rPr>
+        <w:t>1.930 – La Sagrera</w:t>
+      </w:r>
+      <w:r>
+        <w:rPr>
+          <w:rFonts w:ascii="Arial" w:hAnsi="Arial" w:cs="Arial"/>
+        </w:rPr>
+        <w:t xml:space="preserve"> (1</w:t>
+      </w:r>
+      <w:r>
+        <w:rPr>
+          <w:rFonts w:ascii="Arial" w:hAnsi="Arial" w:cs="Arial"/>
+        </w:rPr>
+        <w:t>-direction_id</w:t>
+      </w:r>
+      <w:r>
+        <w:rPr>
+          <w:rFonts w:ascii="Arial" w:hAnsi="Arial" w:cs="Arial"/>
+        </w:rPr>
+        <w:t>)</w:t>
+      </w:r>
+      <w:r>
+        <w:rPr>
+          <w:rFonts w:ascii="Arial" w:hAnsi="Arial" w:cs="Arial"/>
+        </w:rPr>
+        <w:t xml:space="preserve"> ... 1.945 Can </w:t>
+      </w:r>
+      <w:proofErr w:type="spellStart"/>
+      <w:r>
+        <w:rPr>
+          <w:rFonts w:ascii="Arial" w:hAnsi="Arial" w:cs="Arial"/>
+        </w:rPr>
+        <w:t>Zam</w:t>
+      </w:r>
+      <w:proofErr w:type="spellEnd"/>
+      <w:r>
+        <w:rPr>
+          <w:rFonts w:ascii="Arial" w:hAnsi="Arial" w:cs="Arial"/>
+        </w:rPr>
+        <w:t xml:space="preserve"> (0</w:t>
+      </w:r>
+      <w:r>
+        <w:rPr>
+          <w:rFonts w:ascii="Arial" w:hAnsi="Arial" w:cs="Arial"/>
+        </w:rPr>
+        <w:t>-direction_id</w:t>
+      </w:r>
+      <w:r>
+        <w:rPr>
+          <w:rFonts w:ascii="Arial" w:hAnsi="Arial" w:cs="Arial"/>
+        </w:rPr>
+        <w:t>)</w:t>
+      </w:r>
       <w:r>
         <w:rPr>
           <w:rFonts w:ascii="Arial" w:hAnsi="Arial" w:cs="Arial"/>
         </w:rPr>
         <w:t xml:space="preserve"> </w:t>
-      </w:r>
-      <w:r>
-        <w:rPr>
-          <w:rFonts w:ascii="Arial" w:hAnsi="Arial" w:cs="Arial"/>
-        </w:rPr>
-        <w:sym w:font="Wingdings" w:char="FB02"/>
-      </w:r>
-      <w:r>
-        <w:rPr>
-          <w:rFonts w:ascii="Arial" w:hAnsi="Arial" w:cs="Arial"/>
-        </w:rPr>
-        <w:t>Sud 15 parades</w:t>
-      </w:r>
-    </w:p>
-    <w:p>
-      <w:pPr>
-        <w:rPr>
-          <w:rFonts w:ascii="Arial" w:hAnsi="Arial" w:cs="Arial"/>
-        </w:rPr>
-      </w:pPr>
-    </w:p>
-    <w:p>
-      <w:pPr>
-        <w:rPr>
-          <w:rFonts w:ascii="Arial" w:hAnsi="Arial" w:cs="Arial"/>
-        </w:rPr>
-      </w:pPr>
-      <w:r>
-        <w:rPr>
-          <w:rFonts w:ascii="Arial" w:hAnsi="Arial" w:cs="Arial"/>
-        </w:rPr>
-        <w:t xml:space="preserve">1.94.1 – </w:t>
-      </w:r>
-      <w:proofErr w:type="spellStart"/>
-      <w:r>
-        <w:rPr>
-          <w:rFonts w:ascii="Arial" w:hAnsi="Arial" w:cs="Arial"/>
-        </w:rPr>
-        <w:t>route_id</w:t>
-      </w:r>
-      <w:proofErr w:type="spellEnd"/>
-    </w:p>
-    <w:p>
-      <w:pPr>
-        <w:rPr>
-          <w:rFonts w:ascii="Arial" w:hAnsi="Arial" w:cs="Arial"/>
-        </w:rPr>
-      </w:pPr>
-      <w:r>
-        <w:rPr>
-          <w:rFonts w:ascii="Arial" w:hAnsi="Arial" w:cs="Arial"/>
-        </w:rPr>
-        <w:t>1.930 – La Sagrera</w:t>
-      </w:r>
-      <w:r>
-        <w:rPr>
-          <w:rFonts w:ascii="Arial" w:hAnsi="Arial" w:cs="Arial"/>
-        </w:rPr>
-        <w:t xml:space="preserve"> (1</w:t>
-      </w:r>
-      <w:r>
-        <w:rPr>
-          <w:rFonts w:ascii="Arial" w:hAnsi="Arial" w:cs="Arial"/>
-        </w:rPr>
-        <w:t>-direction_id</w:t>
-      </w:r>
-      <w:r>
-        <w:rPr>
-          <w:rFonts w:ascii="Arial" w:hAnsi="Arial" w:cs="Arial"/>
-        </w:rPr>
-        <w:t>)</w:t>
-      </w:r>
-      <w:r>
-        <w:rPr>
-          <w:rFonts w:ascii="Arial" w:hAnsi="Arial" w:cs="Arial"/>
-        </w:rPr>
-        <w:t xml:space="preserve"> ... 1.945 Can </w:t>
-      </w:r>
-      <w:proofErr w:type="spellStart"/>
-      <w:r>
-        <w:rPr>
-          <w:rFonts w:ascii="Arial" w:hAnsi="Arial" w:cs="Arial"/>
-        </w:rPr>
-        <w:t>Zam</w:t>
-      </w:r>
-      <w:proofErr w:type="spellEnd"/>
-      <w:r>
-        <w:rPr>
-          <w:rFonts w:ascii="Arial" w:hAnsi="Arial" w:cs="Arial"/>
-        </w:rPr>
-        <w:t xml:space="preserve"> (0</w:t>
-      </w:r>
-      <w:r>
-        <w:rPr>
-          <w:rFonts w:ascii="Arial" w:hAnsi="Arial" w:cs="Arial"/>
-        </w:rPr>
-        <w:t>-direction_id</w:t>
-      </w:r>
-      <w:r>
-        <w:rPr>
-          <w:rFonts w:ascii="Arial" w:hAnsi="Arial" w:cs="Arial"/>
-        </w:rPr>
-        <w:t>)</w:t>
-      </w:r>
-      <w:r>
-        <w:rPr>
-          <w:rFonts w:ascii="Arial" w:hAnsi="Arial" w:cs="Arial"/>
-        </w:rPr>
-        <w:t xml:space="preserve"> </w:t>
-      </w:r>
-      <w:r>
-        <w:rPr>
-          <w:rFonts w:ascii="Arial" w:hAnsi="Arial" w:cs="Arial"/>
-        </w:rPr>
-        <w:sym w:font="Wingdings" w:char="FB02"/>
-      </w:r>
-      <w:r>
-        <w:rPr>
-          <w:rFonts w:ascii="Arial" w:hAnsi="Arial" w:cs="Arial"/>
-        </w:rPr>
-        <w:t xml:space="preserve"> Nord</w:t>
-      </w:r>
-      <w:r>
-        <w:rPr>
-          <w:rFonts w:ascii="Arial" w:hAnsi="Arial" w:cs="Arial"/>
-        </w:rPr>
-        <w:t xml:space="preserve"> </w:t>
-      </w:r>
-      <w:r>
-        <w:rPr>
-          <w:rFonts w:ascii="Arial" w:hAnsi="Arial" w:cs="Arial"/>
-        </w:rPr>
-        <w:t>9</w:t>
-      </w:r>
-      <w:r>
-        <w:rPr>
-          <w:rFonts w:ascii="Arial" w:hAnsi="Arial" w:cs="Arial"/>
-        </w:rPr>
-        <w:t xml:space="preserve"> parades</w:t>
       </w:r>
     </w:p>
     <w:p>
@@ -4401,6 +4406,19 @@
         <w:rPr>
           <w:rFonts w:ascii="Arial" w:hAnsi="Arial" w:cs="Arial"/>
         </w:rPr>
+        <w:t>Sud 11 parades</w:t>
+      </w:r>
+    </w:p>
+    <w:p>
+      <w:pPr>
+        <w:rPr>
+          <w:rFonts w:ascii="Arial" w:hAnsi="Arial" w:cs="Arial"/>
+        </w:rPr>
+      </w:pPr>
+      <w:r>
+        <w:rPr>
+          <w:rFonts w:ascii="Arial" w:hAnsi="Arial" w:cs="Arial"/>
+        </w:rPr>
         <w:t>1.951 – ZAL | Riu Vell</w:t>
       </w:r>
       <w:r>
@@ -4465,18 +4483,6 @@
         </w:rPr>
         <w:t xml:space="preserve"> </w:t>
       </w:r>
-      <w:r>
-        <w:rPr>
-          <w:rFonts w:ascii="Arial" w:hAnsi="Arial" w:cs="Arial"/>
-        </w:rPr>
-        <w:sym w:font="Wingdings" w:char="FB02"/>
-      </w:r>
-      <w:r>
-        <w:rPr>
-          <w:rFonts w:ascii="Arial" w:hAnsi="Arial" w:cs="Arial"/>
-        </w:rPr>
-        <w:t xml:space="preserve"> Sud 11 parades</w:t>
-      </w:r>
     </w:p>
     <w:p>
       <w:pPr>
@@ -4516,6 +4522,19 @@
         <w:rPr>
           <w:rFonts w:ascii="Arial" w:hAnsi="Arial" w:cs="Arial"/>
         </w:rPr>
+        <w:t>Nord 6 parades</w:t>
+      </w:r>
+    </w:p>
+    <w:p>
+      <w:pPr>
+        <w:rPr>
+          <w:rFonts w:ascii="Arial" w:hAnsi="Arial" w:cs="Arial"/>
+        </w:rPr>
+      </w:pPr>
+      <w:r>
+        <w:rPr>
+          <w:rFonts w:ascii="Arial" w:hAnsi="Arial" w:cs="Arial"/>
+        </w:rPr>
         <w:t>1.930 – La Sagrera</w:t>
       </w:r>
       <w:r>
@@ -4565,18 +4584,6 @@
           <w:rFonts w:ascii="Arial" w:hAnsi="Arial" w:cs="Arial"/>
         </w:rPr>
         <w:t xml:space="preserve"> </w:t>
-      </w:r>
-      <w:r>
-        <w:rPr>
-          <w:rFonts w:ascii="Arial" w:hAnsi="Arial" w:cs="Arial"/>
-        </w:rPr>
-        <w:sym w:font="Wingdings" w:char="FB02"/>
-      </w:r>
-      <w:r>
-        <w:rPr>
-          <w:rFonts w:ascii="Arial" w:hAnsi="Arial" w:cs="Arial"/>
-        </w:rPr>
-        <w:t xml:space="preserve"> Nord 6 parades</w:t>
       </w:r>
     </w:p>
     <w:p>
@@ -5553,7 +5560,7 @@
                     </pic:cNvPicPr>
                   </pic:nvPicPr>
                   <pic:blipFill>
-                    <a:blip r:embed="rId5">
+                    <a:blip r:embed="rId6">
                       <a:extLst>
                         <a:ext uri="{28A0092B-C50C-407E-A947-70E740481C1C}">
                           <a14:useLocalDpi xmlns:a14="http://schemas.microsoft.com/office/drawing/2010/main" val="0"/>
@@ -5606,7 +5613,7 @@
         </w:rPr>
         <w:t xml:space="preserve">Font: </w:t>
       </w:r>
-      <w:hyperlink r:id="rId6" w:history="1">
+      <w:hyperlink r:id="rId7" w:history="1">
         <w:proofErr w:type="spellStart"/>
         <w:r>
           <w:rPr>
@@ -5683,6 +5690,19 @@
         <w:rPr>
           <w:rFonts w:ascii="Arial" w:hAnsi="Arial" w:cs="Arial"/>
         </w:rPr>
+        <w:t>5 parades</w:t>
+      </w:r>
+    </w:p>
+    <w:p>
+      <w:pPr>
+        <w:rPr>
+          <w:rFonts w:ascii="Arial" w:hAnsi="Arial" w:cs="Arial"/>
+        </w:rPr>
+      </w:pPr>
+      <w:r>
+        <w:rPr>
+          <w:rFonts w:ascii="Arial" w:hAnsi="Arial" w:cs="Arial"/>
+        </w:rPr>
         <w:t>1.1136 – Trinitat Nova</w:t>
       </w:r>
       <w:r>
@@ -5740,18 +5760,6 @@
           <w:rFonts w:ascii="Arial" w:hAnsi="Arial" w:cs="Arial"/>
         </w:rPr>
         <w:t xml:space="preserve"> </w:t>
-      </w:r>
-      <w:r>
-        <w:rPr>
-          <w:rFonts w:ascii="Arial" w:hAnsi="Arial" w:cs="Arial"/>
-        </w:rPr>
-        <w:sym w:font="Wingdings" w:char="2021"/>
-      </w:r>
-      <w:r>
-        <w:rPr>
-          <w:rFonts w:ascii="Arial" w:hAnsi="Arial" w:cs="Arial"/>
-        </w:rPr>
-        <w:t xml:space="preserve"> 5 parades</w:t>
       </w:r>
     </w:p>
     <w:p>
@@ -6082,7 +6090,7 @@
         </w:rPr>
         <w:t xml:space="preserve"> explicativa: </w:t>
       </w:r>
-      <w:hyperlink r:id="rId7" w:history="1">
+      <w:hyperlink r:id="rId8" w:history="1">
         <w:r>
           <w:rPr>
             <w:rStyle w:val="Hipervnculo"/>
@@ -6114,6 +6122,127 @@
     </w:sectPr>
   </w:body>
 </w:document>
+</file>
+
+<file path=word/numbering.xml><?xml version="1.0" encoding="utf-8"?>
+<w:numbering xmlns:wpc="http://schemas.microsoft.com/office/word/2010/wordprocessingCanvas" xmlns:cx="http://schemas.microsoft.com/office/drawing/2014/chartex" xmlns:cx1="http://schemas.microsoft.com/office/drawing/2015/9/8/chartex" xmlns:cx2="http://schemas.microsoft.com/office/drawing/2015/10/21/chartex" xmlns:cx3="http://schemas.microsoft.com/office/drawing/2016/5/9/chartex" xmlns:cx4="http://schemas.microsoft.com/office/drawing/2016/5/10/chartex" xmlns:cx5="http://schemas.microsoft.com/office/drawing/2016/5/11/chartex" xmlns:cx6="http://schemas.microsoft.com/office/drawing/2016/5/12/chartex" xmlns:cx7="http://schemas.microsoft.com/office/drawing/2016/5/13/chartex" xmlns:cx8="http://schemas.microsoft.com/office/drawing/2016/5/14/chartex" xmlns:mc="http://schemas.openxmlformats.org/markup-compatibility/2006" xmlns:aink="http://schemas.microsoft.com/office/drawing/2016/ink" xmlns:am3d="http://schemas.microsoft.com/office/drawing/2017/model3d" xmlns:o="urn:schemas-microsoft-com:office:office" xmlns:oel="http://schemas.microsoft.com/office/2019/extlst" xmlns:r="http://schemas.openxmlformats.org/officeDocument/2006/relationships" xmlns:m="http://schemas.openxmlformats.org/officeDocument/2006/math" xmlns:v="urn:schemas-microsoft-com:vml" xmlns:wp14="http://schemas.microsoft.com/office/word/2010/wordprocessingDrawing" xmlns:wp="http://schemas.openxmlformats.org/drawingml/2006/wordprocessingDrawing" xmlns:w10="urn:schemas-microsoft-com:office:word" xmlns:w="http://schemas.openxmlformats.org/wordprocessingml/2006/main" xmlns:w14="http://schemas.microsoft.com/office/word/2010/wordml" xmlns:w15="http://schemas.microsoft.com/office/word/2012/wordml" xmlns:w16cex="http://schemas.microsoft.com/office/word/2018/wordml/cex" xmlns:w16cid="http://schemas.microsoft.com/office/word/2016/wordml/cid" xmlns:w16="http://schemas.microsoft.com/office/word/2018/wordml" xmlns:w16du="http://schemas.microsoft.com/office/word/2023/wordml/word16du" xmlns:w16sdtdh="http://schemas.microsoft.com/office/word/2020/wordml/sdtdatahash" xmlns:w16sdtfl="http://schemas.microsoft.com/office/word/2024/wordml/sdtformatlock" xmlns:w16se="http://schemas.microsoft.com/office/word/2015/wordml/symex" xmlns:wpg="http://schemas.microsoft.com/office/word/2010/wordprocessingGroup" xmlns:wpi="http://schemas.microsoft.com/office/word/2010/wordprocessingInk" xmlns:wne="http://schemas.microsoft.com/office/word/2006/wordml" xmlns:wps="http://schemas.microsoft.com/office/word/2010/wordprocessingShape" mc:Ignorable="w14 w15 w16se w16cid w16 w16cex w16sdtdh w16sdtfl w16du wp14">
+  <w:abstractNum w:abstractNumId="0" w15:restartNumberingAfterBreak="0">
+    <w:nsid w:val="7743069D"/>
+    <w:multiLevelType w:val="multilevel"/>
+    <w:tmpl w:val="CCFEC18C"/>
+    <w:lvl w:ilvl="0">
+      <w:start w:val="1"/>
+      <w:numFmt w:val="decimal"/>
+      <w:lvlText w:val="%1"/>
+      <w:lvlJc w:val="left"/>
+      <w:pPr>
+        <w:ind w:left="600" w:hanging="600"/>
+      </w:pPr>
+      <w:rPr>
+        <w:rFonts w:hint="default"/>
+      </w:rPr>
+    </w:lvl>
+    <w:lvl w:ilvl="1">
+      <w:start w:val="1"/>
+      <w:numFmt w:val="decimal"/>
+      <w:lvlText w:val="%1.%2"/>
+      <w:lvlJc w:val="left"/>
+      <w:pPr>
+        <w:ind w:left="600" w:hanging="600"/>
+      </w:pPr>
+      <w:rPr>
+        <w:rFonts w:hint="default"/>
+      </w:rPr>
+    </w:lvl>
+    <w:lvl w:ilvl="2">
+      <w:start w:val="1"/>
+      <w:numFmt w:val="decimal"/>
+      <w:lvlText w:val="%1.%2.%3"/>
+      <w:lvlJc w:val="left"/>
+      <w:pPr>
+        <w:ind w:left="720" w:hanging="720"/>
+      </w:pPr>
+      <w:rPr>
+        <w:rFonts w:hint="default"/>
+      </w:rPr>
+    </w:lvl>
+    <w:lvl w:ilvl="3">
+      <w:start w:val="1"/>
+      <w:numFmt w:val="decimal"/>
+      <w:lvlText w:val="%1.%2.%3.%4"/>
+      <w:lvlJc w:val="left"/>
+      <w:pPr>
+        <w:ind w:left="1080" w:hanging="1080"/>
+      </w:pPr>
+      <w:rPr>
+        <w:rFonts w:hint="default"/>
+      </w:rPr>
+    </w:lvl>
+    <w:lvl w:ilvl="4">
+      <w:start w:val="1"/>
+      <w:numFmt w:val="decimal"/>
+      <w:lvlText w:val="%1.%2.%3.%4.%5"/>
+      <w:lvlJc w:val="left"/>
+      <w:pPr>
+        <w:ind w:left="1080" w:hanging="1080"/>
+      </w:pPr>
+      <w:rPr>
+        <w:rFonts w:hint="default"/>
+      </w:rPr>
+    </w:lvl>
+    <w:lvl w:ilvl="5">
+      <w:start w:val="1"/>
+      <w:numFmt w:val="decimal"/>
+      <w:lvlText w:val="%1.%2.%3.%4.%5.%6"/>
+      <w:lvlJc w:val="left"/>
+      <w:pPr>
+        <w:ind w:left="1440" w:hanging="1440"/>
+      </w:pPr>
+      <w:rPr>
+        <w:rFonts w:hint="default"/>
+      </w:rPr>
+    </w:lvl>
+    <w:lvl w:ilvl="6">
+      <w:start w:val="1"/>
+      <w:numFmt w:val="decimal"/>
+      <w:lvlText w:val="%1.%2.%3.%4.%5.%6.%7"/>
+      <w:lvlJc w:val="left"/>
+      <w:pPr>
+        <w:ind w:left="1440" w:hanging="1440"/>
+      </w:pPr>
+      <w:rPr>
+        <w:rFonts w:hint="default"/>
+      </w:rPr>
+    </w:lvl>
+    <w:lvl w:ilvl="7">
+      <w:start w:val="1"/>
+      <w:numFmt w:val="decimal"/>
+      <w:lvlText w:val="%1.%2.%3.%4.%5.%6.%7.%8"/>
+      <w:lvlJc w:val="left"/>
+      <w:pPr>
+        <w:ind w:left="1800" w:hanging="1800"/>
+      </w:pPr>
+      <w:rPr>
+        <w:rFonts w:hint="default"/>
+      </w:rPr>
+    </w:lvl>
+    <w:lvl w:ilvl="8">
+      <w:start w:val="1"/>
+      <w:numFmt w:val="decimal"/>
+      <w:lvlText w:val="%1.%2.%3.%4.%5.%6.%7.%8.%9"/>
+      <w:lvlJc w:val="left"/>
+      <w:pPr>
+        <w:ind w:left="1800" w:hanging="1800"/>
+      </w:pPr>
+      <w:rPr>
+        <w:rFonts w:hint="default"/>
+      </w:rPr>
+    </w:lvl>
+  </w:abstractNum>
+  <w:num w:numId="1" w16cid:durableId="1578519967">
+    <w:abstractNumId w:val="0"/>
+  </w:num>
+</w:numbering>
 </file>
 
 <file path=word/styles.xml><?xml version="1.0" encoding="utf-8"?>
@@ -6240,13 +6369,57 @@
     <w:lsdException w:name="HTML Sample" w:semiHidden="1" w:unhideWhenUsed="1"/>
     <w:lsdException w:name="HTML Typewriter" w:semiHidden="1" w:unhideWhenUsed="1"/>
     <w:lsdException w:name="HTML Variable" w:semiHidden="1" w:unhideWhenUsed="1"/>
+    <w:lsdException w:name="Normal Table" w:semiHidden="1" w:unhideWhenUsed="1"/>
     <w:lsdException w:name="annotation subject" w:semiHidden="1" w:unhideWhenUsed="1"/>
     <w:lsdException w:name="No List" w:semiHidden="1" w:unhideWhenUsed="1"/>
     <w:lsdException w:name="Outline List 1" w:semiHidden="1" w:unhideWhenUsed="1"/>
     <w:lsdException w:name="Outline List 2" w:semiHidden="1" w:unhideWhenUsed="1"/>
     <w:lsdException w:name="Outline List 3" w:semiHidden="1" w:unhideWhenUsed="1"/>
+    <w:lsdException w:name="Table Simple 1" w:semiHidden="1" w:unhideWhenUsed="1"/>
+    <w:lsdException w:name="Table Simple 2" w:semiHidden="1" w:unhideWhenUsed="1"/>
+    <w:lsdException w:name="Table Simple 3" w:semiHidden="1" w:unhideWhenUsed="1"/>
+    <w:lsdException w:name="Table Classic 1" w:semiHidden="1" w:unhideWhenUsed="1"/>
+    <w:lsdException w:name="Table Classic 2" w:semiHidden="1" w:unhideWhenUsed="1"/>
+    <w:lsdException w:name="Table Classic 3" w:semiHidden="1" w:unhideWhenUsed="1"/>
+    <w:lsdException w:name="Table Classic 4" w:semiHidden="1" w:unhideWhenUsed="1"/>
+    <w:lsdException w:name="Table Colorful 1" w:semiHidden="1" w:unhideWhenUsed="1"/>
+    <w:lsdException w:name="Table Colorful 2" w:semiHidden="1" w:unhideWhenUsed="1"/>
+    <w:lsdException w:name="Table Colorful 3" w:semiHidden="1" w:unhideWhenUsed="1"/>
+    <w:lsdException w:name="Table Columns 1" w:semiHidden="1" w:unhideWhenUsed="1"/>
+    <w:lsdException w:name="Table Columns 2" w:semiHidden="1" w:unhideWhenUsed="1"/>
+    <w:lsdException w:name="Table Columns 3" w:semiHidden="1" w:unhideWhenUsed="1"/>
+    <w:lsdException w:name="Table Columns 4" w:semiHidden="1" w:unhideWhenUsed="1"/>
+    <w:lsdException w:name="Table Columns 5" w:semiHidden="1" w:unhideWhenUsed="1"/>
+    <w:lsdException w:name="Table Grid 1" w:semiHidden="1" w:unhideWhenUsed="1"/>
+    <w:lsdException w:name="Table Grid 2" w:semiHidden="1" w:unhideWhenUsed="1"/>
+    <w:lsdException w:name="Table Grid 3" w:semiHidden="1" w:unhideWhenUsed="1"/>
+    <w:lsdException w:name="Table Grid 4" w:semiHidden="1" w:unhideWhenUsed="1"/>
+    <w:lsdException w:name="Table Grid 5" w:semiHidden="1" w:unhideWhenUsed="1"/>
+    <w:lsdException w:name="Table Grid 6" w:semiHidden="1" w:unhideWhenUsed="1"/>
+    <w:lsdException w:name="Table Grid 7" w:semiHidden="1" w:unhideWhenUsed="1"/>
+    <w:lsdException w:name="Table Grid 8" w:semiHidden="1" w:unhideWhenUsed="1"/>
+    <w:lsdException w:name="Table List 1" w:semiHidden="1" w:unhideWhenUsed="1"/>
+    <w:lsdException w:name="Table List 2" w:semiHidden="1" w:unhideWhenUsed="1"/>
+    <w:lsdException w:name="Table List 3" w:semiHidden="1" w:unhideWhenUsed="1"/>
+    <w:lsdException w:name="Table List 4" w:semiHidden="1" w:unhideWhenUsed="1"/>
+    <w:lsdException w:name="Table List 5" w:semiHidden="1" w:unhideWhenUsed="1"/>
+    <w:lsdException w:name="Table List 6" w:semiHidden="1" w:unhideWhenUsed="1"/>
+    <w:lsdException w:name="Table List 7" w:semiHidden="1" w:unhideWhenUsed="1"/>
+    <w:lsdException w:name="Table List 8" w:semiHidden="1" w:unhideWhenUsed="1"/>
+    <w:lsdException w:name="Table 3D effects 1" w:semiHidden="1" w:unhideWhenUsed="1"/>
+    <w:lsdException w:name="Table 3D effects 2" w:semiHidden="1" w:unhideWhenUsed="1"/>
+    <w:lsdException w:name="Table 3D effects 3" w:semiHidden="1" w:unhideWhenUsed="1"/>
+    <w:lsdException w:name="Table Contemporary" w:semiHidden="1" w:unhideWhenUsed="1"/>
+    <w:lsdException w:name="Table Elegant" w:semiHidden="1" w:unhideWhenUsed="1"/>
+    <w:lsdException w:name="Table Professional" w:semiHidden="1" w:unhideWhenUsed="1"/>
+    <w:lsdException w:name="Table Subtle 1" w:semiHidden="1" w:unhideWhenUsed="1"/>
+    <w:lsdException w:name="Table Subtle 2" w:semiHidden="1" w:unhideWhenUsed="1"/>
+    <w:lsdException w:name="Table Web 1" w:semiHidden="1" w:unhideWhenUsed="1"/>
+    <w:lsdException w:name="Table Web 2" w:semiHidden="1" w:unhideWhenUsed="1"/>
+    <w:lsdException w:name="Table Web 3" w:semiHidden="1" w:unhideWhenUsed="1"/>
     <w:lsdException w:name="Balloon Text" w:semiHidden="1" w:unhideWhenUsed="1"/>
     <w:lsdException w:name="Table Grid" w:uiPriority="39"/>
+    <w:lsdException w:name="Table Theme" w:semiHidden="1" w:unhideWhenUsed="1"/>
     <w:lsdException w:name="Placeholder Text" w:semiHidden="1"/>
     <w:lsdException w:name="No Spacing" w:uiPriority="1" w:qFormat="1"/>
     <w:lsdException w:name="Light Shading" w:uiPriority="60"/>
@@ -6500,6 +6673,7 @@
   <w:style w:type="character" w:default="1" w:styleId="Fuentedeprrafopredeter">
     <w:name w:val="Default Paragraph Font"/>
     <w:uiPriority w:val="1"/>
+    <w:semiHidden/>
     <w:unhideWhenUsed/>
   </w:style>
   <w:style w:type="table" w:default="1" w:styleId="Tablanormal">
@@ -6593,6 +6767,17 @@
     <w:uiPriority w:val="39"/>
     <w:unhideWhenUsed/>
     <w:rsid w:val="00975D36"/>
+  </w:style>
+  <w:style w:type="paragraph" w:styleId="Prrafodelista">
+    <w:name w:val="List Paragraph"/>
+    <w:basedOn w:val="Normal"/>
+    <w:uiPriority w:val="34"/>
+    <w:qFormat/>
+    <w:rsid w:val="007D7CE9"/>
+    <w:pPr>
+      <w:ind w:left="720"/>
+      <w:contextualSpacing/>
+    </w:pPr>
   </w:style>
 </w:styles>
 </file>
